--- a/docs/legal/review-2026-06-16/rj-ronald-j-antonelli/word/13-rj-signing-and-closing-checklist.docx
+++ b/docs/legal/review-2026-06-16/rj-ronald-j-antonelli/word/13-rj-signing-and-closing-checklist.docx
@@ -13,7 +13,7 @@
     </w:p>
     <w:p>
       <w:r>
-        <w:t>Company: LoLo Care Inc</w:t>
+        <w:t>Company: Lolo Care, Inc.</w:t>
       </w:r>
     </w:p>
     <w:p>
@@ -83,7 +83,7 @@
           </w:tcPr>
           <w:p>
             <w:r>
-              <w:t>Confirm LoLo Care Inc has at least 1,000,000 authorized but unissued Common Stock shares available.</w:t>
+              <w:t>Confirm Lolo Care, Inc. has at least 1,000,000 authorized but unissued Common Stock shares available.</w:t>
             </w:r>
           </w:p>
         </w:tc>
@@ -215,7 +215,7 @@
           </w:tcPr>
           <w:p>
             <w:r>
-              <w:t>Confirm whether LoLo Care Inc has independent counsel for the RJ transaction.</w:t>
+              <w:t>Confirm whether Lolo Care, Inc. has independent counsel for the RJ transaction.</w:t>
             </w:r>
           </w:p>
         </w:tc>
@@ -429,7 +429,7 @@
           </w:tcPr>
           <w:p>
             <w:r>
-              <w:t>LoLo Care Inc, RJ, independent counsel if applicable</w:t>
+              <w:t>Lolo Care, Inc., RJ, independent counsel if applicable</w:t>
             </w:r>
           </w:p>
         </w:tc>
@@ -461,7 +461,7 @@
           </w:tcPr>
           <w:p>
             <w:r>
-              <w:t>LoLo Care Inc and RJ</w:t>
+              <w:t>Lolo Care, Inc. and RJ</w:t>
             </w:r>
           </w:p>
         </w:tc>
@@ -493,7 +493,7 @@
           </w:tcPr>
           <w:p>
             <w:r>
-              <w:t>LoLo Care Inc and RJ, or attach to services agreement</w:t>
+              <w:t>Lolo Care, Inc. and RJ, or attach to services agreement</w:t>
             </w:r>
           </w:p>
         </w:tc>
@@ -525,7 +525,7 @@
           </w:tcPr>
           <w:p>
             <w:r>
-              <w:t>LoLo Care Inc and RJ</w:t>
+              <w:t>Lolo Care, Inc. and RJ</w:t>
             </w:r>
           </w:p>
         </w:tc>
@@ -557,7 +557,7 @@
           </w:tcPr>
           <w:p>
             <w:r>
-              <w:t>LoLo Care Inc, RJ, Charles, Thibaud</w:t>
+              <w:t>Lolo Care, Inc., RJ, Charles, Thibaud</w:t>
             </w:r>
           </w:p>
         </w:tc>
@@ -589,7 +589,7 @@
           </w:tcPr>
           <w:p>
             <w:r>
-              <w:t>LoLo Care Inc and RJ</w:t>
+              <w:t>Lolo Care, Inc. and RJ</w:t>
             </w:r>
           </w:p>
         </w:tc>
@@ -621,7 +621,7 @@
           </w:tcPr>
           <w:p>
             <w:r>
-              <w:t>LoLo Care Inc</w:t>
+              <w:t>Lolo Care, Inc.</w:t>
             </w:r>
           </w:p>
         </w:tc>
@@ -653,7 +653,7 @@
           </w:tcPr>
           <w:p>
             <w:r>
-              <w:t>LoLo Care Inc</w:t>
+              <w:t>Lolo Care, Inc.</w:t>
             </w:r>
           </w:p>
         </w:tc>
@@ -856,7 +856,7 @@
           </w:tcPr>
           <w:p>
             <w:r>
-              <w:t>LoLo Care Inc signs all company documents.</w:t>
+              <w:t>Lolo Care, Inc. signs all company documents.</w:t>
             </w:r>
           </w:p>
         </w:tc>
